--- a/_site/syllabus-BEE4850-SP27.docx
+++ b/_site/syllabus-BEE4850-SP27.docx
@@ -5503,7 +5503,11 @@
           <w:p>
             <w:pPr>
               <w:pStyle w:val="Compact"/>
-            </w:pPr>
+              <w:jc w:val="center"/>
+            </w:pPr>
+            <w:r>
+              <w:t xml:space="preserve">HW1 out</w:t>
+            </w:r>
           </w:p>
         </w:tc>
         <w:tc>
@@ -5664,11 +5668,7 @@
           <w:p>
             <w:pPr>
               <w:pStyle w:val="Compact"/>
-              <w:jc w:val="center"/>
-            </w:pPr>
-            <w:r>
-              <w:t xml:space="preserve">HW1 out</w:t>
-            </w:r>
+            </w:pPr>
           </w:p>
         </w:tc>
         <w:tc>
@@ -5748,7 +5748,11 @@
           <w:p>
             <w:pPr>
               <w:pStyle w:val="Compact"/>
-            </w:pPr>
+              <w:jc w:val="center"/>
+            </w:pPr>
+            <w:r>
+              <w:t xml:space="preserve">HW2 out</w:t>
+            </w:r>
           </w:p>
         </w:tc>
         <w:tc>
@@ -5809,82 +5813,6 @@
               <w:jc w:val="center"/>
             </w:pPr>
             <w:hyperlink r:id="rId93"/>
-          </w:p>
-        </w:tc>
-        <w:tc>
-          <w:tcPr/>
-          <w:p>
-            <w:pPr>
-              <w:pStyle w:val="Compact"/>
-            </w:pPr>
-          </w:p>
-        </w:tc>
-        <w:tc>
-          <w:tcPr/>
-          <w:p>
-            <w:pPr>
-              <w:pStyle w:val="Compact"/>
-            </w:pPr>
-          </w:p>
-        </w:tc>
-        <w:tc>
-          <w:tcPr/>
-          <w:p>
-            <w:pPr>
-              <w:pStyle w:val="Compact"/>
-            </w:pPr>
-          </w:p>
-        </w:tc>
-        <w:tc>
-          <w:tcPr/>
-          <w:p>
-            <w:pPr>
-              <w:pStyle w:val="Compact"/>
-            </w:pPr>
-          </w:p>
-        </w:tc>
-      </w:tr>
-      <w:tr>
-        <w:tc>
-          <w:tcPr/>
-          <w:p>
-            <w:pPr>
-              <w:pStyle w:val="Compact"/>
-            </w:pPr>
-          </w:p>
-        </w:tc>
-        <w:tc>
-          <w:tcPr/>
-          <w:p>
-            <w:pPr>
-              <w:pStyle w:val="Compact"/>
-              <w:jc w:val="left"/>
-            </w:pPr>
-            <w:r>
-              <w:t xml:space="preserve">2/05</w:t>
-            </w:r>
-          </w:p>
-        </w:tc>
-        <w:tc>
-          <w:tcPr/>
-          <w:p>
-            <w:pPr>
-              <w:pStyle w:val="Compact"/>
-              <w:jc w:val="left"/>
-            </w:pPr>
-            <w:r>
-              <w:t xml:space="preserve">Monte Carlo Error and Convergence</w:t>
-            </w:r>
-          </w:p>
-        </w:tc>
-        <w:tc>
-          <w:tcPr/>
-          <w:p>
-            <w:pPr>
-              <w:pStyle w:val="Compact"/>
-              <w:jc w:val="center"/>
-            </w:pPr>
-            <w:hyperlink r:id="rId94"/>
           </w:p>
         </w:tc>
         <w:tc>
@@ -5909,6 +5837,88 @@
               </w:rPr>
               <w:t xml:space="preserve">HW1 due</w:t>
             </w:r>
+            <w:r>
+              <w:t xml:space="preserve"> </w:t>
+            </w:r>
+            <w:r>
+              <w:t xml:space="preserve">Thu 2/04</w:t>
+            </w:r>
+          </w:p>
+        </w:tc>
+        <w:tc>
+          <w:tcPr/>
+          <w:p>
+            <w:pPr>
+              <w:pStyle w:val="Compact"/>
+            </w:pPr>
+          </w:p>
+        </w:tc>
+        <w:tc>
+          <w:tcPr/>
+          <w:p>
+            <w:pPr>
+              <w:pStyle w:val="Compact"/>
+            </w:pPr>
+          </w:p>
+        </w:tc>
+      </w:tr>
+      <w:tr>
+        <w:tc>
+          <w:tcPr/>
+          <w:p>
+            <w:pPr>
+              <w:pStyle w:val="Compact"/>
+            </w:pPr>
+          </w:p>
+        </w:tc>
+        <w:tc>
+          <w:tcPr/>
+          <w:p>
+            <w:pPr>
+              <w:pStyle w:val="Compact"/>
+              <w:jc w:val="left"/>
+            </w:pPr>
+            <w:r>
+              <w:t xml:space="preserve">2/05</w:t>
+            </w:r>
+          </w:p>
+        </w:tc>
+        <w:tc>
+          <w:tcPr/>
+          <w:p>
+            <w:pPr>
+              <w:pStyle w:val="Compact"/>
+              <w:jc w:val="left"/>
+            </w:pPr>
+            <w:r>
+              <w:t xml:space="preserve">Monte Carlo Error and Convergence</w:t>
+            </w:r>
+          </w:p>
+        </w:tc>
+        <w:tc>
+          <w:tcPr/>
+          <w:p>
+            <w:pPr>
+              <w:pStyle w:val="Compact"/>
+              <w:jc w:val="center"/>
+            </w:pPr>
+            <w:hyperlink r:id="rId94"/>
+          </w:p>
+        </w:tc>
+        <w:tc>
+          <w:tcPr/>
+          <w:p>
+            <w:pPr>
+              <w:pStyle w:val="Compact"/>
+            </w:pPr>
+          </w:p>
+        </w:tc>
+        <w:tc>
+          <w:tcPr/>
+          <w:p>
+            <w:pPr>
+              <w:pStyle w:val="Compact"/>
+            </w:pPr>
           </w:p>
         </w:tc>
         <w:tc>
@@ -6000,7 +6010,7 @@
               <w:jc w:val="center"/>
             </w:pPr>
             <w:r>
-              <w:t xml:space="preserve">HW2 out</w:t>
+              <w:t xml:space="preserve">HW3 out</w:t>
             </w:r>
           </w:p>
         </w:tc>
@@ -6085,7 +6095,21 @@
           <w:p>
             <w:pPr>
               <w:pStyle w:val="Compact"/>
-            </w:pPr>
+              <w:jc w:val="center"/>
+            </w:pPr>
+            <w:r>
+              <w:rPr>
+                <w:b/>
+                <w:bCs/>
+              </w:rPr>
+              <w:t xml:space="preserve">HW2 due</w:t>
+            </w:r>
+            <w:r>
+              <w:t xml:space="preserve"> </w:t>
+            </w:r>
+            <w:r>
+              <w:t xml:space="preserve">Thu 2/11</w:t>
+            </w:r>
           </w:p>
         </w:tc>
         <w:tc>
@@ -6168,15 +6192,7 @@
           <w:p>
             <w:pPr>
               <w:pStyle w:val="Compact"/>
-              <w:jc w:val="center"/>
-            </w:pPr>
-            <w:r>
-              <w:rPr>
-                <w:b/>
-                <w:bCs/>
-              </w:rPr>
-              <w:t xml:space="preserve">HW2 due</w:t>
-            </w:r>
+            </w:pPr>
           </w:p>
         </w:tc>
         <w:tc>
@@ -6202,11 +6218,7 @@
           <w:p>
             <w:pPr>
               <w:pStyle w:val="Compact"/>
-              <w:jc w:val="center"/>
-            </w:pPr>
-            <w:r>
-              <w:t xml:space="preserve">4</w:t>
-            </w:r>
+            </w:pPr>
           </w:p>
         </w:tc>
         <w:tc>
@@ -6284,7 +6296,11 @@
           <w:p>
             <w:pPr>
               <w:pStyle w:val="Compact"/>
-            </w:pPr>
+              <w:jc w:val="center"/>
+            </w:pPr>
+            <w:r>
+              <w:t xml:space="preserve">4</w:t>
+            </w:r>
           </w:p>
         </w:tc>
         <w:tc>
@@ -6337,7 +6353,23 @@
               <w:jc w:val="center"/>
             </w:pPr>
             <w:r>
-              <w:t xml:space="preserve">HW3 out</w:t>
+              <w:t xml:space="preserve">HW4 out ·</w:t>
+            </w:r>
+            <w:r>
+              <w:t xml:space="preserve"> </w:t>
+            </w:r>
+            <w:r>
+              <w:rPr>
+                <w:b/>
+                <w:bCs/>
+              </w:rPr>
+              <w:t xml:space="preserve">HW3 due</w:t>
+            </w:r>
+            <w:r>
+              <w:t xml:space="preserve"> </w:t>
+            </w:r>
+            <w:r>
+              <w:t xml:space="preserve">Thu 2/18</w:t>
             </w:r>
           </w:p>
         </w:tc>
@@ -6427,15 +6459,7 @@
           <w:p>
             <w:pPr>
               <w:pStyle w:val="Compact"/>
-              <w:jc w:val="center"/>
-            </w:pPr>
-            <w:r>
-              <w:rPr>
-                <w:b/>
-                <w:bCs/>
-              </w:rPr>
-              <w:t xml:space="preserve">HW3 due</w:t>
-            </w:r>
+            </w:pPr>
           </w:p>
         </w:tc>
         <w:tc>
@@ -6518,7 +6542,7 @@
               <w:jc w:val="center"/>
             </w:pPr>
             <w:r>
-              <w:t xml:space="preserve">HW4 out</w:t>
+              <w:t xml:space="preserve">HW5 out</w:t>
             </w:r>
           </w:p>
         </w:tc>
@@ -6612,82 +6636,6 @@
           <w:p>
             <w:pPr>
               <w:pStyle w:val="Compact"/>
-            </w:pPr>
-          </w:p>
-        </w:tc>
-        <w:tc>
-          <w:tcPr/>
-          <w:p>
-            <w:pPr>
-              <w:pStyle w:val="Compact"/>
-            </w:pPr>
-          </w:p>
-        </w:tc>
-        <w:tc>
-          <w:tcPr/>
-          <w:p>
-            <w:pPr>
-              <w:pStyle w:val="Compact"/>
-            </w:pPr>
-          </w:p>
-        </w:tc>
-      </w:tr>
-      <w:tr>
-        <w:tc>
-          <w:tcPr/>
-          <w:p>
-            <w:pPr>
-              <w:pStyle w:val="Compact"/>
-            </w:pPr>
-          </w:p>
-        </w:tc>
-        <w:tc>
-          <w:tcPr/>
-          <w:p>
-            <w:pPr>
-              <w:pStyle w:val="Compact"/>
-              <w:jc w:val="left"/>
-            </w:pPr>
-            <w:r>
-              <w:t xml:space="preserve">2/26</w:t>
-            </w:r>
-          </w:p>
-        </w:tc>
-        <w:tc>
-          <w:tcPr/>
-          <w:p>
-            <w:pPr>
-              <w:pStyle w:val="Compact"/>
-              <w:jc w:val="left"/>
-            </w:pPr>
-            <w:r>
-              <w:t xml:space="preserve">Bayesian Computation: MCMC</w:t>
-            </w:r>
-          </w:p>
-        </w:tc>
-        <w:tc>
-          <w:tcPr/>
-          <w:p>
-            <w:pPr>
-              <w:pStyle w:val="Compact"/>
-              <w:jc w:val="center"/>
-            </w:pPr>
-            <w:hyperlink r:id="rId104"/>
-          </w:p>
-        </w:tc>
-        <w:tc>
-          <w:tcPr/>
-          <w:p>
-            <w:pPr>
-              <w:pStyle w:val="Compact"/>
-            </w:pPr>
-          </w:p>
-        </w:tc>
-        <w:tc>
-          <w:tcPr/>
-          <w:p>
-            <w:pPr>
-              <w:pStyle w:val="Compact"/>
               <w:jc w:val="center"/>
             </w:pPr>
             <w:r>
@@ -6697,6 +6645,12 @@
               </w:rPr>
               <w:t xml:space="preserve">HW4 due</w:t>
             </w:r>
+            <w:r>
+              <w:t xml:space="preserve"> </w:t>
+            </w:r>
+            <w:r>
+              <w:t xml:space="preserve">Thu 2/25</w:t>
+            </w:r>
           </w:p>
         </w:tc>
         <w:tc>
@@ -6722,85 +6676,73 @@
           <w:p>
             <w:pPr>
               <w:pStyle w:val="Compact"/>
+            </w:pPr>
+          </w:p>
+        </w:tc>
+        <w:tc>
+          <w:tcPr/>
+          <w:p>
+            <w:pPr>
+              <w:pStyle w:val="Compact"/>
+              <w:jc w:val="left"/>
+            </w:pPr>
+            <w:r>
+              <w:t xml:space="preserve">2/26</w:t>
+            </w:r>
+          </w:p>
+        </w:tc>
+        <w:tc>
+          <w:tcPr/>
+          <w:p>
+            <w:pPr>
+              <w:pStyle w:val="Compact"/>
+              <w:jc w:val="left"/>
+            </w:pPr>
+            <w:r>
+              <w:t xml:space="preserve">Bayesian Computation: MCMC</w:t>
+            </w:r>
+          </w:p>
+        </w:tc>
+        <w:tc>
+          <w:tcPr/>
+          <w:p>
+            <w:pPr>
+              <w:pStyle w:val="Compact"/>
               <w:jc w:val="center"/>
             </w:pPr>
-            <w:r>
-              <w:t xml:space="preserve">6</w:t>
-            </w:r>
-          </w:p>
-        </w:tc>
-        <w:tc>
-          <w:tcPr/>
-          <w:p>
-            <w:pPr>
-              <w:pStyle w:val="Compact"/>
-              <w:jc w:val="left"/>
-            </w:pPr>
-            <w:r>
-              <w:t xml:space="preserve">3/01</w:t>
-            </w:r>
-          </w:p>
-        </w:tc>
-        <w:tc>
-          <w:tcPr/>
-          <w:p>
-            <w:pPr>
-              <w:pStyle w:val="Compact"/>
-              <w:jc w:val="left"/>
-            </w:pPr>
-            <w:r>
-              <w:t xml:space="preserve">MCMC, Continued; the Week-3 Model Fit Both Ways</w:t>
-            </w:r>
-          </w:p>
-        </w:tc>
-        <w:tc>
-          <w:tcPr/>
-          <w:p>
-            <w:pPr>
-              <w:pStyle w:val="Compact"/>
-              <w:jc w:val="center"/>
-            </w:pPr>
-            <w:hyperlink r:id="rId105"/>
-          </w:p>
-        </w:tc>
-        <w:tc>
-          <w:tcPr/>
-          <w:p>
-            <w:pPr>
-              <w:pStyle w:val="Compact"/>
-            </w:pPr>
-          </w:p>
-        </w:tc>
-        <w:tc>
-          <w:tcPr/>
-          <w:p>
-            <w:pPr>
-              <w:pStyle w:val="Compact"/>
-              <w:jc w:val="center"/>
-            </w:pPr>
-            <w:r>
-              <w:t xml:space="preserve">HW5 out</w:t>
-            </w:r>
-          </w:p>
-        </w:tc>
-        <w:tc>
-          <w:tcPr/>
-          <w:p>
-            <w:pPr>
-              <w:pStyle w:val="Compact"/>
-            </w:pPr>
-          </w:p>
-        </w:tc>
-        <w:tc>
-          <w:tcPr/>
-          <w:p>
-            <w:pPr>
-              <w:pStyle w:val="Compact"/>
-              <w:jc w:val="center"/>
-            </w:pPr>
-            <w:r>
-              <w:t xml:space="preserve">MP1 out</w:t>
-            </w:r>
+            <w:hyperlink r:id="rId104"/>
+          </w:p>
+        </w:tc>
+        <w:tc>
+          <w:tcPr/>
+          <w:p>
+            <w:pPr>
+              <w:pStyle w:val="Compact"/>
+            </w:pPr>
+          </w:p>
+        </w:tc>
+        <w:tc>
+          <w:tcPr/>
+          <w:p>
+            <w:pPr>
+              <w:pStyle w:val="Compact"/>
+            </w:pPr>
+          </w:p>
+        </w:tc>
+        <w:tc>
+          <w:tcPr/>
+          <w:p>
+            <w:pPr>
+              <w:pStyle w:val="Compact"/>
+            </w:pPr>
+          </w:p>
+        </w:tc>
+        <w:tc>
+          <w:tcPr/>
+          <w:p>
+            <w:pPr>
+              <w:pStyle w:val="Compact"/>
+            </w:pPr>
           </w:p>
         </w:tc>
       </w:tr>
@@ -6810,6 +6752,98 @@
           <w:p>
             <w:pPr>
               <w:pStyle w:val="Compact"/>
+              <w:jc w:val="center"/>
+            </w:pPr>
+            <w:r>
+              <w:t xml:space="preserve">6</w:t>
+            </w:r>
+          </w:p>
+        </w:tc>
+        <w:tc>
+          <w:tcPr/>
+          <w:p>
+            <w:pPr>
+              <w:pStyle w:val="Compact"/>
+              <w:jc w:val="left"/>
+            </w:pPr>
+            <w:r>
+              <w:t xml:space="preserve">3/01</w:t>
+            </w:r>
+          </w:p>
+        </w:tc>
+        <w:tc>
+          <w:tcPr/>
+          <w:p>
+            <w:pPr>
+              <w:pStyle w:val="Compact"/>
+              <w:jc w:val="left"/>
+            </w:pPr>
+            <w:r>
+              <w:t xml:space="preserve">MCMC, Continued; the Week-3 Model Fit Both Ways</w:t>
+            </w:r>
+          </w:p>
+        </w:tc>
+        <w:tc>
+          <w:tcPr/>
+          <w:p>
+            <w:pPr>
+              <w:pStyle w:val="Compact"/>
+              <w:jc w:val="center"/>
+            </w:pPr>
+            <w:hyperlink r:id="rId105"/>
+          </w:p>
+        </w:tc>
+        <w:tc>
+          <w:tcPr/>
+          <w:p>
+            <w:pPr>
+              <w:pStyle w:val="Compact"/>
+            </w:pPr>
+          </w:p>
+        </w:tc>
+        <w:tc>
+          <w:tcPr/>
+          <w:p>
+            <w:pPr>
+              <w:pStyle w:val="Compact"/>
+              <w:jc w:val="center"/>
+            </w:pPr>
+            <w:r>
+              <w:t xml:space="preserve">HW6 out</w:t>
+            </w:r>
+          </w:p>
+        </w:tc>
+        <w:tc>
+          <w:tcPr/>
+          <w:p>
+            <w:pPr>
+              <w:pStyle w:val="Compact"/>
+            </w:pPr>
+          </w:p>
+        </w:tc>
+        <w:tc>
+          <w:tcPr/>
+          <w:p>
+            <w:pPr>
+              <w:pStyle w:val="Compact"/>
+              <w:jc w:val="center"/>
+            </w:pPr>
+            <w:r>
+              <w:rPr>
+                <w:b/>
+                <w:bCs/>
+              </w:rPr>
+              <w:t xml:space="preserve">MP1 out</w:t>
+            </w:r>
+          </w:p>
+        </w:tc>
+      </w:tr>
+      <w:tr>
+        <w:tc>
+          <w:tcPr/>
+          <w:p>
+            <w:pPr>
+              <w:pStyle w:val="Compact"/>
             </w:pPr>
           </w:p>
         </w:tc>
@@ -6833,7 +6867,14 @@
               <w:jc w:val="left"/>
             </w:pPr>
             <w:r>
-              <w:t xml:space="preserve">GLMs and Maximum Entropy: Why</w:t>
+              <w:rPr>
+                <w:b/>
+                <w:bCs/>
+              </w:rPr>
+              <w:t xml:space="preserve">GLMs and Maximum Entropy</w:t>
+            </w:r>
+            <w:r>
+              <w:t xml:space="preserve">: Why</w:t>
             </w:r>
             <w:r>
               <w:t xml:space="preserve"> </w:t>
@@ -6876,82 +6917,6 @@
           <w:p>
             <w:pPr>
               <w:pStyle w:val="Compact"/>
-            </w:pPr>
-          </w:p>
-        </w:tc>
-        <w:tc>
-          <w:tcPr/>
-          <w:p>
-            <w:pPr>
-              <w:pStyle w:val="Compact"/>
-            </w:pPr>
-          </w:p>
-        </w:tc>
-        <w:tc>
-          <w:tcPr/>
-          <w:p>
-            <w:pPr>
-              <w:pStyle w:val="Compact"/>
-            </w:pPr>
-          </w:p>
-        </w:tc>
-      </w:tr>
-      <w:tr>
-        <w:tc>
-          <w:tcPr/>
-          <w:p>
-            <w:pPr>
-              <w:pStyle w:val="Compact"/>
-            </w:pPr>
-          </w:p>
-        </w:tc>
-        <w:tc>
-          <w:tcPr/>
-          <w:p>
-            <w:pPr>
-              <w:pStyle w:val="Compact"/>
-              <w:jc w:val="left"/>
-            </w:pPr>
-            <w:r>
-              <w:t xml:space="preserve">3/05</w:t>
-            </w:r>
-          </w:p>
-        </w:tc>
-        <w:tc>
-          <w:tcPr/>
-          <w:p>
-            <w:pPr>
-              <w:pStyle w:val="Compact"/>
-              <w:jc w:val="left"/>
-            </w:pPr>
-            <w:r>
-              <w:t xml:space="preserve">GLMs, Continued</w:t>
-            </w:r>
-          </w:p>
-        </w:tc>
-        <w:tc>
-          <w:tcPr/>
-          <w:p>
-            <w:pPr>
-              <w:pStyle w:val="Compact"/>
-              <w:jc w:val="center"/>
-            </w:pPr>
-            <w:hyperlink r:id="rId107"/>
-          </w:p>
-        </w:tc>
-        <w:tc>
-          <w:tcPr/>
-          <w:p>
-            <w:pPr>
-              <w:pStyle w:val="Compact"/>
-            </w:pPr>
-          </w:p>
-        </w:tc>
-        <w:tc>
-          <w:tcPr/>
-          <w:p>
-            <w:pPr>
-              <w:pStyle w:val="Compact"/>
               <w:jc w:val="center"/>
             </w:pPr>
             <w:r>
@@ -6961,6 +6926,88 @@
               </w:rPr>
               <w:t xml:space="preserve">HW5 due</w:t>
             </w:r>
+            <w:r>
+              <w:t xml:space="preserve"> </w:t>
+            </w:r>
+            <w:r>
+              <w:t xml:space="preserve">Thu 3/04</w:t>
+            </w:r>
+          </w:p>
+        </w:tc>
+        <w:tc>
+          <w:tcPr/>
+          <w:p>
+            <w:pPr>
+              <w:pStyle w:val="Compact"/>
+            </w:pPr>
+          </w:p>
+        </w:tc>
+        <w:tc>
+          <w:tcPr/>
+          <w:p>
+            <w:pPr>
+              <w:pStyle w:val="Compact"/>
+            </w:pPr>
+          </w:p>
+        </w:tc>
+      </w:tr>
+      <w:tr>
+        <w:tc>
+          <w:tcPr/>
+          <w:p>
+            <w:pPr>
+              <w:pStyle w:val="Compact"/>
+            </w:pPr>
+          </w:p>
+        </w:tc>
+        <w:tc>
+          <w:tcPr/>
+          <w:p>
+            <w:pPr>
+              <w:pStyle w:val="Compact"/>
+              <w:jc w:val="left"/>
+            </w:pPr>
+            <w:r>
+              <w:t xml:space="preserve">3/05</w:t>
+            </w:r>
+          </w:p>
+        </w:tc>
+        <w:tc>
+          <w:tcPr/>
+          <w:p>
+            <w:pPr>
+              <w:pStyle w:val="Compact"/>
+              <w:jc w:val="left"/>
+            </w:pPr>
+            <w:r>
+              <w:t xml:space="preserve">GLMs, Continued</w:t>
+            </w:r>
+          </w:p>
+        </w:tc>
+        <w:tc>
+          <w:tcPr/>
+          <w:p>
+            <w:pPr>
+              <w:pStyle w:val="Compact"/>
+              <w:jc w:val="center"/>
+            </w:pPr>
+            <w:hyperlink r:id="rId107"/>
+          </w:p>
+        </w:tc>
+        <w:tc>
+          <w:tcPr/>
+          <w:p>
+            <w:pPr>
+              <w:pStyle w:val="Compact"/>
+            </w:pPr>
+          </w:p>
+        </w:tc>
+        <w:tc>
+          <w:tcPr/>
+          <w:p>
+            <w:pPr>
+              <w:pStyle w:val="Compact"/>
+            </w:pPr>
           </w:p>
         </w:tc>
         <w:tc>
@@ -7040,9 +7087,615 @@
           <w:p>
             <w:pPr>
               <w:pStyle w:val="Compact"/>
+            </w:pPr>
+          </w:p>
+        </w:tc>
+        <w:tc>
+          <w:tcPr/>
+          <w:p>
+            <w:pPr>
+              <w:pStyle w:val="Compact"/>
               <w:jc w:val="center"/>
             </w:pPr>
-            <w:hyperlink r:id="rId109">
+            <w:r>
+              <w:t xml:space="preserve">HW7 out</w:t>
+            </w:r>
+          </w:p>
+        </w:tc>
+        <w:tc>
+          <w:tcPr/>
+          <w:p>
+            <w:pPr>
+              <w:pStyle w:val="Compact"/>
+            </w:pPr>
+          </w:p>
+        </w:tc>
+        <w:tc>
+          <w:tcPr/>
+          <w:p>
+            <w:pPr>
+              <w:pStyle w:val="Compact"/>
+            </w:pPr>
+          </w:p>
+        </w:tc>
+      </w:tr>
+      <w:tr>
+        <w:tc>
+          <w:tcPr/>
+          <w:p>
+            <w:pPr>
+              <w:pStyle w:val="Compact"/>
+            </w:pPr>
+          </w:p>
+        </w:tc>
+        <w:tc>
+          <w:tcPr/>
+          <w:p>
+            <w:pPr>
+              <w:pStyle w:val="Compact"/>
+              <w:jc w:val="left"/>
+            </w:pPr>
+            <w:r>
+              <w:t xml:space="preserve">3/10</w:t>
+            </w:r>
+          </w:p>
+        </w:tc>
+        <w:tc>
+          <w:tcPr/>
+          <w:p>
+            <w:pPr>
+              <w:pStyle w:val="Compact"/>
+              <w:jc w:val="left"/>
+            </w:pPr>
+            <w:r>
+              <w:rPr>
+                <w:b/>
+                <w:bCs/>
+              </w:rPr>
+              <w:t xml:space="preserve">Extremes I</w:t>
+            </w:r>
+            <w:r>
+              <w:t xml:space="preserve">: Block Maxima and the GEV</w:t>
+            </w:r>
+          </w:p>
+        </w:tc>
+        <w:tc>
+          <w:tcPr/>
+          <w:p>
+            <w:pPr>
+              <w:pStyle w:val="Compact"/>
+              <w:jc w:val="center"/>
+            </w:pPr>
+            <w:hyperlink r:id="rId109"/>
+          </w:p>
+        </w:tc>
+        <w:tc>
+          <w:tcPr/>
+          <w:p>
+            <w:pPr>
+              <w:pStyle w:val="Compact"/>
+              <w:jc w:val="center"/>
+            </w:pPr>
+            <w:hyperlink r:id="rId110">
+              <w:r>
+                <w:rPr>
+                  <w:rStyle w:val="Hyperlink"/>
+                </w:rPr>
+                <w:t xml:space="preserve">Arns et al. (2013)</w:t>
+              </w:r>
+            </w:hyperlink>
+          </w:p>
+        </w:tc>
+        <w:tc>
+          <w:tcPr/>
+          <w:p>
+            <w:pPr>
+              <w:pStyle w:val="Compact"/>
+              <w:jc w:val="center"/>
+            </w:pPr>
+            <w:r>
+              <w:rPr>
+                <w:b/>
+                <w:bCs/>
+              </w:rPr>
+              <w:t xml:space="preserve">HW6 due</w:t>
+            </w:r>
+            <w:r>
+              <w:t xml:space="preserve"> </w:t>
+            </w:r>
+            <w:r>
+              <w:t xml:space="preserve">Thu 3/11</w:t>
+            </w:r>
+          </w:p>
+        </w:tc>
+        <w:tc>
+          <w:tcPr/>
+          <w:p>
+            <w:pPr>
+              <w:pStyle w:val="Compact"/>
+            </w:pPr>
+          </w:p>
+        </w:tc>
+        <w:tc>
+          <w:tcPr/>
+          <w:p>
+            <w:pPr>
+              <w:pStyle w:val="Compact"/>
+            </w:pPr>
+          </w:p>
+        </w:tc>
+      </w:tr>
+      <w:tr>
+        <w:tc>
+          <w:tcPr/>
+          <w:p>
+            <w:pPr>
+              <w:pStyle w:val="Compact"/>
+            </w:pPr>
+          </w:p>
+        </w:tc>
+        <w:tc>
+          <w:tcPr/>
+          <w:p>
+            <w:pPr>
+              <w:pStyle w:val="Compact"/>
+              <w:jc w:val="left"/>
+            </w:pPr>
+            <w:r>
+              <w:t xml:space="preserve">3/12</w:t>
+            </w:r>
+          </w:p>
+        </w:tc>
+        <w:tc>
+          <w:tcPr/>
+          <w:p>
+            <w:pPr>
+              <w:pStyle w:val="Compact"/>
+              <w:jc w:val="left"/>
+            </w:pPr>
+            <w:r>
+              <w:t xml:space="preserve">Peaks Over Threshold</w:t>
+            </w:r>
+          </w:p>
+        </w:tc>
+        <w:tc>
+          <w:tcPr/>
+          <w:p>
+            <w:pPr>
+              <w:pStyle w:val="Compact"/>
+              <w:jc w:val="center"/>
+            </w:pPr>
+            <w:hyperlink r:id="rId111"/>
+          </w:p>
+        </w:tc>
+        <w:tc>
+          <w:tcPr/>
+          <w:p>
+            <w:pPr>
+              <w:pStyle w:val="Compact"/>
+            </w:pPr>
+          </w:p>
+        </w:tc>
+        <w:tc>
+          <w:tcPr/>
+          <w:p>
+            <w:pPr>
+              <w:pStyle w:val="Compact"/>
+            </w:pPr>
+          </w:p>
+        </w:tc>
+        <w:tc>
+          <w:tcPr/>
+          <w:p>
+            <w:pPr>
+              <w:pStyle w:val="Compact"/>
+            </w:pPr>
+          </w:p>
+        </w:tc>
+        <w:tc>
+          <w:tcPr/>
+          <w:p>
+            <w:pPr>
+              <w:pStyle w:val="Compact"/>
+            </w:pPr>
+          </w:p>
+        </w:tc>
+      </w:tr>
+      <w:tr>
+        <w:tc>
+          <w:tcPr/>
+          <w:p>
+            <w:pPr>
+              <w:pStyle w:val="Compact"/>
+              <w:jc w:val="center"/>
+            </w:pPr>
+            <w:r>
+              <w:t xml:space="preserve">8</w:t>
+            </w:r>
+          </w:p>
+        </w:tc>
+        <w:tc>
+          <w:tcPr/>
+          <w:p>
+            <w:pPr>
+              <w:pStyle w:val="Compact"/>
+              <w:jc w:val="left"/>
+            </w:pPr>
+            <w:r>
+              <w:t xml:space="preserve">3/15</w:t>
+            </w:r>
+          </w:p>
+        </w:tc>
+        <w:tc>
+          <w:tcPr/>
+          <w:p>
+            <w:pPr>
+              <w:pStyle w:val="Compact"/>
+              <w:jc w:val="left"/>
+            </w:pPr>
+            <w:r>
+              <w:t xml:space="preserve">Threshold Selection and Declustering</w:t>
+            </w:r>
+          </w:p>
+        </w:tc>
+        <w:tc>
+          <w:tcPr/>
+          <w:p>
+            <w:pPr>
+              <w:pStyle w:val="Compact"/>
+              <w:jc w:val="center"/>
+            </w:pPr>
+            <w:hyperlink r:id="rId112"/>
+          </w:p>
+        </w:tc>
+        <w:tc>
+          <w:tcPr/>
+          <w:p>
+            <w:pPr>
+              <w:pStyle w:val="Compact"/>
+            </w:pPr>
+          </w:p>
+        </w:tc>
+        <w:tc>
+          <w:tcPr/>
+          <w:p>
+            <w:pPr>
+              <w:pStyle w:val="Compact"/>
+            </w:pPr>
+          </w:p>
+        </w:tc>
+        <w:tc>
+          <w:tcPr/>
+          <w:p>
+            <w:pPr>
+              <w:pStyle w:val="Compact"/>
+            </w:pPr>
+          </w:p>
+        </w:tc>
+        <w:tc>
+          <w:tcPr/>
+          <w:p>
+            <w:pPr>
+              <w:pStyle w:val="Compact"/>
+            </w:pPr>
+          </w:p>
+        </w:tc>
+      </w:tr>
+      <w:tr>
+        <w:tc>
+          <w:tcPr/>
+          <w:p>
+            <w:pPr>
+              <w:pStyle w:val="Compact"/>
+            </w:pPr>
+          </w:p>
+        </w:tc>
+        <w:tc>
+          <w:tcPr/>
+          <w:p>
+            <w:pPr>
+              <w:pStyle w:val="Compact"/>
+              <w:jc w:val="left"/>
+            </w:pPr>
+            <w:r>
+              <w:t xml:space="preserve">3/17</w:t>
+            </w:r>
+          </w:p>
+        </w:tc>
+        <w:tc>
+          <w:tcPr/>
+          <w:p>
+            <w:pPr>
+              <w:pStyle w:val="Compact"/>
+              <w:jc w:val="left"/>
+            </w:pPr>
+            <w:r>
+              <w:rPr>
+                <w:b/>
+                <w:bCs/>
+              </w:rPr>
+              <w:t xml:space="preserve">Extremes II</w:t>
+            </w:r>
+            <w:r>
+              <w:t xml:space="preserve">: Nonstationarity</w:t>
+            </w:r>
+          </w:p>
+        </w:tc>
+        <w:tc>
+          <w:tcPr/>
+          <w:p>
+            <w:pPr>
+              <w:pStyle w:val="Compact"/>
+              <w:jc w:val="center"/>
+            </w:pPr>
+            <w:hyperlink r:id="rId113"/>
+          </w:p>
+        </w:tc>
+        <w:tc>
+          <w:tcPr/>
+          <w:p>
+            <w:pPr>
+              <w:pStyle w:val="Compact"/>
+            </w:pPr>
+          </w:p>
+        </w:tc>
+        <w:tc>
+          <w:tcPr/>
+          <w:p>
+            <w:pPr>
+              <w:pStyle w:val="Compact"/>
+            </w:pPr>
+          </w:p>
+        </w:tc>
+        <w:tc>
+          <w:tcPr/>
+          <w:p>
+            <w:pPr>
+              <w:pStyle w:val="Compact"/>
+            </w:pPr>
+          </w:p>
+        </w:tc>
+        <w:tc>
+          <w:tcPr/>
+          <w:p>
+            <w:pPr>
+              <w:pStyle w:val="Compact"/>
+              <w:jc w:val="center"/>
+            </w:pPr>
+            <w:r>
+              <w:rPr>
+                <w:b/>
+                <w:bCs/>
+              </w:rPr>
+              <w:t xml:space="preserve">MP1 due</w:t>
+            </w:r>
+          </w:p>
+        </w:tc>
+      </w:tr>
+      <w:tr>
+        <w:tc>
+          <w:tcPr/>
+          <w:p>
+            <w:pPr>
+              <w:pStyle w:val="Compact"/>
+            </w:pPr>
+          </w:p>
+        </w:tc>
+        <w:tc>
+          <w:tcPr/>
+          <w:p>
+            <w:pPr>
+              <w:pStyle w:val="Compact"/>
+              <w:jc w:val="left"/>
+            </w:pPr>
+            <w:r>
+              <w:t xml:space="preserve">3/19</w:t>
+            </w:r>
+          </w:p>
+        </w:tc>
+        <w:tc>
+          <w:tcPr/>
+          <w:p>
+            <w:pPr>
+              <w:pStyle w:val="Compact"/>
+              <w:jc w:val="left"/>
+            </w:pPr>
+            <w:r>
+              <w:t xml:space="preserve">Small Samples and Priors</w:t>
+            </w:r>
+          </w:p>
+        </w:tc>
+        <w:tc>
+          <w:tcPr/>
+          <w:p>
+            <w:pPr>
+              <w:pStyle w:val="Compact"/>
+              <w:jc w:val="center"/>
+            </w:pPr>
+            <w:hyperlink r:id="rId114"/>
+          </w:p>
+        </w:tc>
+        <w:tc>
+          <w:tcPr/>
+          <w:p>
+            <w:pPr>
+              <w:pStyle w:val="Compact"/>
+            </w:pPr>
+          </w:p>
+        </w:tc>
+        <w:tc>
+          <w:tcPr/>
+          <w:p>
+            <w:pPr>
+              <w:pStyle w:val="Compact"/>
+            </w:pPr>
+          </w:p>
+        </w:tc>
+        <w:tc>
+          <w:tcPr/>
+          <w:p>
+            <w:pPr>
+              <w:pStyle w:val="Compact"/>
+              <w:jc w:val="center"/>
+            </w:pPr>
+            <w:r>
+              <w:rPr>
+                <w:b/>
+                <w:bCs/>
+              </w:rPr>
+              <w:t xml:space="preserve">Quiz 4</w:t>
+            </w:r>
+          </w:p>
+        </w:tc>
+        <w:tc>
+          <w:tcPr/>
+          <w:p>
+            <w:pPr>
+              <w:pStyle w:val="Compact"/>
+            </w:pPr>
+          </w:p>
+        </w:tc>
+      </w:tr>
+      <w:tr>
+        <w:tc>
+          <w:tcPr/>
+          <w:p>
+            <w:pPr>
+              <w:pStyle w:val="Compact"/>
+              <w:jc w:val="center"/>
+            </w:pPr>
+            <w:r>
+              <w:t xml:space="preserve">9</w:t>
+            </w:r>
+          </w:p>
+        </w:tc>
+        <w:tc>
+          <w:tcPr/>
+          <w:p>
+            <w:pPr>
+              <w:pStyle w:val="Compact"/>
+              <w:jc w:val="left"/>
+            </w:pPr>
+            <w:r>
+              <w:t xml:space="preserve">3/22</w:t>
+            </w:r>
+          </w:p>
+        </w:tc>
+        <w:tc>
+          <w:tcPr/>
+          <w:p>
+            <w:pPr>
+              <w:pStyle w:val="Compact"/>
+              <w:jc w:val="left"/>
+            </w:pPr>
+            <w:r>
+              <w:t xml:space="preserve">Where the Bootstrap Itself Becomes Fragile</w:t>
+            </w:r>
+          </w:p>
+        </w:tc>
+        <w:tc>
+          <w:tcPr/>
+          <w:p>
+            <w:pPr>
+              <w:pStyle w:val="Compact"/>
+              <w:jc w:val="center"/>
+            </w:pPr>
+            <w:hyperlink r:id="rId115"/>
+          </w:p>
+        </w:tc>
+        <w:tc>
+          <w:tcPr/>
+          <w:p>
+            <w:pPr>
+              <w:pStyle w:val="Compact"/>
+              <w:jc w:val="center"/>
+            </w:pPr>
+            <w:hyperlink r:id="rId116">
+              <w:r>
+                <w:rPr>
+                  <w:rStyle w:val="Hyperlink"/>
+                </w:rPr>
+                <w:t xml:space="preserve">Kyselý (2008)</w:t>
+              </w:r>
+            </w:hyperlink>
+          </w:p>
+        </w:tc>
+        <w:tc>
+          <w:tcPr/>
+          <w:p>
+            <w:pPr>
+              <w:pStyle w:val="Compact"/>
+            </w:pPr>
+          </w:p>
+        </w:tc>
+        <w:tc>
+          <w:tcPr/>
+          <w:p>
+            <w:pPr>
+              <w:pStyle w:val="Compact"/>
+            </w:pPr>
+          </w:p>
+        </w:tc>
+        <w:tc>
+          <w:tcPr/>
+          <w:p>
+            <w:pPr>
+              <w:pStyle w:val="Compact"/>
+            </w:pPr>
+          </w:p>
+        </w:tc>
+      </w:tr>
+      <w:tr>
+        <w:tc>
+          <w:tcPr/>
+          <w:p>
+            <w:pPr>
+              <w:pStyle w:val="Compact"/>
+            </w:pPr>
+          </w:p>
+        </w:tc>
+        <w:tc>
+          <w:tcPr/>
+          <w:p>
+            <w:pPr>
+              <w:pStyle w:val="Compact"/>
+              <w:jc w:val="left"/>
+            </w:pPr>
+            <w:r>
+              <w:t xml:space="preserve">3/24</w:t>
+            </w:r>
+          </w:p>
+        </w:tc>
+        <w:tc>
+          <w:tcPr/>
+          <w:p>
+            <w:pPr>
+              <w:pStyle w:val="Compact"/>
+              <w:jc w:val="left"/>
+            </w:pPr>
+            <w:r>
+              <w:t xml:space="preserve">Time Series and Autocorrelation</w:t>
+            </w:r>
+          </w:p>
+        </w:tc>
+        <w:tc>
+          <w:tcPr/>
+          <w:p>
+            <w:pPr>
+              <w:pStyle w:val="Compact"/>
+              <w:jc w:val="center"/>
+            </w:pPr>
+            <w:hyperlink r:id="rId117"/>
+          </w:p>
+        </w:tc>
+        <w:tc>
+          <w:tcPr/>
+          <w:p>
+            <w:pPr>
+              <w:pStyle w:val="Compact"/>
+              <w:jc w:val="center"/>
+            </w:pPr>
+            <w:hyperlink r:id="rId118">
               <w:r>
                 <w:rPr>
                   <w:rStyle w:val="Hyperlink"/>
@@ -7060,692 +7713,94 @@
               <w:jc w:val="center"/>
             </w:pPr>
             <w:r>
-              <w:t xml:space="preserve">HW6 out</w:t>
-            </w:r>
-          </w:p>
-        </w:tc>
-        <w:tc>
-          <w:tcPr/>
-          <w:p>
-            <w:pPr>
-              <w:pStyle w:val="Compact"/>
-            </w:pPr>
-          </w:p>
-        </w:tc>
-        <w:tc>
-          <w:tcPr/>
-          <w:p>
-            <w:pPr>
-              <w:pStyle w:val="Compact"/>
-            </w:pPr>
-          </w:p>
-        </w:tc>
-      </w:tr>
-      <w:tr>
-        <w:tc>
-          <w:tcPr/>
-          <w:p>
-            <w:pPr>
-              <w:pStyle w:val="Compact"/>
-            </w:pPr>
-          </w:p>
-        </w:tc>
-        <w:tc>
-          <w:tcPr/>
-          <w:p>
-            <w:pPr>
-              <w:pStyle w:val="Compact"/>
-              <w:jc w:val="left"/>
-            </w:pPr>
-            <w:r>
-              <w:t xml:space="preserve">3/10</w:t>
-            </w:r>
-          </w:p>
-        </w:tc>
-        <w:tc>
-          <w:tcPr/>
-          <w:p>
-            <w:pPr>
-              <w:pStyle w:val="Compact"/>
-              <w:jc w:val="left"/>
-            </w:pPr>
-            <w:r>
-              <w:t xml:space="preserve">Time Series and Autocorrelation</w:t>
-            </w:r>
-          </w:p>
-        </w:tc>
-        <w:tc>
-          <w:tcPr/>
-          <w:p>
-            <w:pPr>
-              <w:pStyle w:val="Compact"/>
-              <w:jc w:val="center"/>
-            </w:pPr>
-            <w:hyperlink r:id="rId110"/>
-          </w:p>
-        </w:tc>
-        <w:tc>
-          <w:tcPr/>
-          <w:p>
-            <w:pPr>
-              <w:pStyle w:val="Compact"/>
-            </w:pPr>
-          </w:p>
-        </w:tc>
-        <w:tc>
-          <w:tcPr/>
-          <w:p>
-            <w:pPr>
-              <w:pStyle w:val="Compact"/>
-            </w:pPr>
-          </w:p>
-        </w:tc>
-        <w:tc>
-          <w:tcPr/>
-          <w:p>
-            <w:pPr>
-              <w:pStyle w:val="Compact"/>
-            </w:pPr>
-          </w:p>
-        </w:tc>
-        <w:tc>
-          <w:tcPr/>
-          <w:p>
-            <w:pPr>
-              <w:pStyle w:val="Compact"/>
-            </w:pPr>
-          </w:p>
-        </w:tc>
-      </w:tr>
-      <w:tr>
-        <w:tc>
-          <w:tcPr/>
-          <w:p>
-            <w:pPr>
-              <w:pStyle w:val="Compact"/>
-            </w:pPr>
-          </w:p>
-        </w:tc>
-        <w:tc>
-          <w:tcPr/>
-          <w:p>
-            <w:pPr>
-              <w:pStyle w:val="Compact"/>
-              <w:jc w:val="left"/>
-            </w:pPr>
-            <w:r>
-              <w:t xml:space="preserve">3/12</w:t>
-            </w:r>
-          </w:p>
-        </w:tc>
-        <w:tc>
-          <w:tcPr/>
-          <w:p>
-            <w:pPr>
-              <w:pStyle w:val="Compact"/>
-              <w:jc w:val="left"/>
-            </w:pPr>
-            <w:r>
-              <w:t xml:space="preserve">Time Series Inference; the Block Bootstrap</w:t>
-            </w:r>
-          </w:p>
-        </w:tc>
-        <w:tc>
-          <w:tcPr/>
-          <w:p>
-            <w:pPr>
-              <w:pStyle w:val="Compact"/>
-              <w:jc w:val="center"/>
-            </w:pPr>
-            <w:hyperlink r:id="rId111"/>
-          </w:p>
-        </w:tc>
-        <w:tc>
-          <w:tcPr/>
-          <w:p>
-            <w:pPr>
-              <w:pStyle w:val="Compact"/>
-            </w:pPr>
-          </w:p>
-        </w:tc>
-        <w:tc>
-          <w:tcPr/>
-          <w:p>
-            <w:pPr>
-              <w:pStyle w:val="Compact"/>
-              <w:jc w:val="center"/>
-            </w:pPr>
-            <w:r>
-              <w:rPr>
-                <w:b/>
-                <w:bCs/>
-              </w:rPr>
-              <w:t xml:space="preserve">HW6 due</w:t>
-            </w:r>
-          </w:p>
-        </w:tc>
-        <w:tc>
-          <w:tcPr/>
-          <w:p>
-            <w:pPr>
-              <w:pStyle w:val="Compact"/>
-            </w:pPr>
-          </w:p>
-        </w:tc>
-        <w:tc>
-          <w:tcPr/>
-          <w:p>
-            <w:pPr>
-              <w:pStyle w:val="Compact"/>
-            </w:pPr>
-          </w:p>
-        </w:tc>
-      </w:tr>
-      <w:tr>
-        <w:tc>
-          <w:tcPr/>
-          <w:p>
-            <w:pPr>
-              <w:pStyle w:val="Compact"/>
-              <w:jc w:val="center"/>
-            </w:pPr>
-            <w:r>
-              <w:t xml:space="preserve">8</w:t>
-            </w:r>
-          </w:p>
-        </w:tc>
-        <w:tc>
-          <w:tcPr/>
-          <w:p>
-            <w:pPr>
-              <w:pStyle w:val="Compact"/>
-              <w:jc w:val="left"/>
-            </w:pPr>
-            <w:r>
-              <w:t xml:space="preserve">3/15</w:t>
-            </w:r>
-          </w:p>
-        </w:tc>
-        <w:tc>
-          <w:tcPr/>
-          <w:p>
-            <w:pPr>
-              <w:pStyle w:val="Compact"/>
-              <w:jc w:val="left"/>
-            </w:pPr>
-            <w:r>
-              <w:rPr>
-                <w:b/>
-                <w:bCs/>
-              </w:rPr>
-              <w:t xml:space="preserve">Extremes I</w:t>
-            </w:r>
-            <w:r>
-              <w:t xml:space="preserve">: Block Maxima and the GEV</w:t>
-            </w:r>
-          </w:p>
-        </w:tc>
-        <w:tc>
-          <w:tcPr/>
-          <w:p>
-            <w:pPr>
-              <w:pStyle w:val="Compact"/>
-              <w:jc w:val="center"/>
-            </w:pPr>
-            <w:hyperlink r:id="rId112"/>
-          </w:p>
-        </w:tc>
-        <w:tc>
-          <w:tcPr/>
-          <w:p>
-            <w:pPr>
-              <w:pStyle w:val="Compact"/>
-              <w:jc w:val="center"/>
-            </w:pPr>
-            <w:hyperlink r:id="rId113">
-              <w:r>
-                <w:rPr>
-                  <w:rStyle w:val="Hyperlink"/>
-                </w:rPr>
-                <w:t xml:space="preserve">Arns et al. (2013)</w:t>
-              </w:r>
-            </w:hyperlink>
-          </w:p>
-        </w:tc>
-        <w:tc>
-          <w:tcPr/>
-          <w:p>
-            <w:pPr>
-              <w:pStyle w:val="Compact"/>
-            </w:pPr>
-          </w:p>
-        </w:tc>
-        <w:tc>
-          <w:tcPr/>
-          <w:p>
-            <w:pPr>
-              <w:pStyle w:val="Compact"/>
-            </w:pPr>
-          </w:p>
-        </w:tc>
-        <w:tc>
-          <w:tcPr/>
-          <w:p>
-            <w:pPr>
-              <w:pStyle w:val="Compact"/>
-            </w:pPr>
-          </w:p>
-        </w:tc>
-      </w:tr>
-      <w:tr>
-        <w:tc>
-          <w:tcPr/>
-          <w:p>
-            <w:pPr>
-              <w:pStyle w:val="Compact"/>
-            </w:pPr>
-          </w:p>
-        </w:tc>
-        <w:tc>
-          <w:tcPr/>
-          <w:p>
-            <w:pPr>
-              <w:pStyle w:val="Compact"/>
-              <w:jc w:val="left"/>
-            </w:pPr>
-            <w:r>
-              <w:t xml:space="preserve">3/17</w:t>
-            </w:r>
-          </w:p>
-        </w:tc>
-        <w:tc>
-          <w:tcPr/>
-          <w:p>
-            <w:pPr>
-              <w:pStyle w:val="Compact"/>
-              <w:jc w:val="left"/>
-            </w:pPr>
-            <w:r>
-              <w:t xml:space="preserve">Peaks Over Threshold</w:t>
-            </w:r>
-          </w:p>
-        </w:tc>
-        <w:tc>
-          <w:tcPr/>
-          <w:p>
-            <w:pPr>
-              <w:pStyle w:val="Compact"/>
-              <w:jc w:val="center"/>
-            </w:pPr>
-            <w:hyperlink r:id="rId114"/>
-          </w:p>
-        </w:tc>
-        <w:tc>
-          <w:tcPr/>
-          <w:p>
-            <w:pPr>
-              <w:pStyle w:val="Compact"/>
-            </w:pPr>
-          </w:p>
-        </w:tc>
-        <w:tc>
-          <w:tcPr/>
-          <w:p>
-            <w:pPr>
-              <w:pStyle w:val="Compact"/>
-            </w:pPr>
-          </w:p>
-        </w:tc>
-        <w:tc>
-          <w:tcPr/>
-          <w:p>
-            <w:pPr>
-              <w:pStyle w:val="Compact"/>
-            </w:pPr>
-          </w:p>
-        </w:tc>
-        <w:tc>
-          <w:tcPr/>
-          <w:p>
-            <w:pPr>
-              <w:pStyle w:val="Compact"/>
-              <w:jc w:val="center"/>
-            </w:pPr>
-            <w:r>
-              <w:rPr>
-                <w:b/>
-                <w:bCs/>
-              </w:rPr>
-              <w:t xml:space="preserve">MP1 due</w:t>
-            </w:r>
-          </w:p>
-        </w:tc>
-      </w:tr>
-      <w:tr>
-        <w:tc>
-          <w:tcPr/>
-          <w:p>
-            <w:pPr>
-              <w:pStyle w:val="Compact"/>
-            </w:pPr>
-          </w:p>
-        </w:tc>
-        <w:tc>
-          <w:tcPr/>
-          <w:p>
-            <w:pPr>
-              <w:pStyle w:val="Compact"/>
-              <w:jc w:val="left"/>
-            </w:pPr>
-            <w:r>
-              <w:t xml:space="preserve">3/19</w:t>
-            </w:r>
-          </w:p>
-        </w:tc>
-        <w:tc>
-          <w:tcPr/>
-          <w:p>
-            <w:pPr>
-              <w:pStyle w:val="Compact"/>
-              <w:jc w:val="left"/>
-            </w:pPr>
-            <w:r>
-              <w:t xml:space="preserve">Threshold Selection and Declustering</w:t>
-            </w:r>
-          </w:p>
-        </w:tc>
-        <w:tc>
-          <w:tcPr/>
-          <w:p>
-            <w:pPr>
-              <w:pStyle w:val="Compact"/>
-              <w:jc w:val="center"/>
-            </w:pPr>
-            <w:hyperlink r:id="rId115"/>
-          </w:p>
-        </w:tc>
-        <w:tc>
-          <w:tcPr/>
-          <w:p>
-            <w:pPr>
-              <w:pStyle w:val="Compact"/>
-            </w:pPr>
-          </w:p>
-        </w:tc>
-        <w:tc>
-          <w:tcPr/>
-          <w:p>
-            <w:pPr>
-              <w:pStyle w:val="Compact"/>
-              <w:jc w:val="center"/>
-            </w:pPr>
-            <w:r>
-              <w:t xml:space="preserve">HW7 out</w:t>
-            </w:r>
-          </w:p>
-        </w:tc>
-        <w:tc>
-          <w:tcPr/>
-          <w:p>
-            <w:pPr>
-              <w:pStyle w:val="Compact"/>
-              <w:jc w:val="center"/>
-            </w:pPr>
-            <w:r>
-              <w:rPr>
-                <w:b/>
-                <w:bCs/>
-              </w:rPr>
-              <w:t xml:space="preserve">Quiz 4</w:t>
-            </w:r>
-          </w:p>
-        </w:tc>
-        <w:tc>
-          <w:tcPr/>
-          <w:p>
-            <w:pPr>
-              <w:pStyle w:val="Compact"/>
-            </w:pPr>
-          </w:p>
-        </w:tc>
-      </w:tr>
-      <w:tr>
-        <w:tc>
-          <w:tcPr/>
-          <w:p>
-            <w:pPr>
-              <w:pStyle w:val="Compact"/>
-              <w:jc w:val="center"/>
-            </w:pPr>
-            <w:r>
-              <w:t xml:space="preserve">9</w:t>
-            </w:r>
-          </w:p>
-        </w:tc>
-        <w:tc>
-          <w:tcPr/>
-          <w:p>
-            <w:pPr>
-              <w:pStyle w:val="Compact"/>
-              <w:jc w:val="left"/>
-            </w:pPr>
-            <w:r>
-              <w:t xml:space="preserve">3/22</w:t>
-            </w:r>
-          </w:p>
-        </w:tc>
-        <w:tc>
-          <w:tcPr/>
-          <w:p>
-            <w:pPr>
-              <w:pStyle w:val="Compact"/>
-              <w:jc w:val="left"/>
-            </w:pPr>
-            <w:r>
-              <w:rPr>
-                <w:b/>
-                <w:bCs/>
-              </w:rPr>
-              <w:t xml:space="preserve">Extremes II</w:t>
-            </w:r>
-            <w:r>
-              <w:t xml:space="preserve">: Nonstationarity</w:t>
-            </w:r>
-          </w:p>
-        </w:tc>
-        <w:tc>
-          <w:tcPr/>
-          <w:p>
-            <w:pPr>
-              <w:pStyle w:val="Compact"/>
-              <w:jc w:val="center"/>
-            </w:pPr>
-            <w:hyperlink r:id="rId116"/>
-          </w:p>
-        </w:tc>
-        <w:tc>
-          <w:tcPr/>
-          <w:p>
-            <w:pPr>
-              <w:pStyle w:val="Compact"/>
-              <w:jc w:val="center"/>
-            </w:pPr>
-            <w:hyperlink r:id="rId117">
-              <w:r>
-                <w:rPr>
-                  <w:rStyle w:val="Hyperlink"/>
-                </w:rPr>
-                <w:t xml:space="preserve">Kyselý (2008)</w:t>
-              </w:r>
-            </w:hyperlink>
-          </w:p>
-        </w:tc>
-        <w:tc>
-          <w:tcPr/>
-          <w:p>
-            <w:pPr>
-              <w:pStyle w:val="Compact"/>
-            </w:pPr>
-          </w:p>
-        </w:tc>
-        <w:tc>
-          <w:tcPr/>
-          <w:p>
-            <w:pPr>
-              <w:pStyle w:val="Compact"/>
-            </w:pPr>
-          </w:p>
-        </w:tc>
-        <w:tc>
-          <w:tcPr/>
-          <w:p>
-            <w:pPr>
-              <w:pStyle w:val="Compact"/>
-            </w:pPr>
-          </w:p>
-        </w:tc>
-      </w:tr>
-      <w:tr>
-        <w:tc>
-          <w:tcPr/>
-          <w:p>
-            <w:pPr>
-              <w:pStyle w:val="Compact"/>
-            </w:pPr>
-          </w:p>
-        </w:tc>
-        <w:tc>
-          <w:tcPr/>
-          <w:p>
-            <w:pPr>
-              <w:pStyle w:val="Compact"/>
-              <w:jc w:val="left"/>
-            </w:pPr>
-            <w:r>
-              <w:t xml:space="preserve">3/24</w:t>
-            </w:r>
-          </w:p>
-        </w:tc>
-        <w:tc>
-          <w:tcPr/>
-          <w:p>
-            <w:pPr>
-              <w:pStyle w:val="Compact"/>
-              <w:jc w:val="left"/>
-            </w:pPr>
-            <w:r>
-              <w:t xml:space="preserve">Small Samples and Priors</w:t>
-            </w:r>
-          </w:p>
-        </w:tc>
-        <w:tc>
-          <w:tcPr/>
-          <w:p>
-            <w:pPr>
-              <w:pStyle w:val="Compact"/>
-              <w:jc w:val="center"/>
-            </w:pPr>
-            <w:hyperlink r:id="rId118"/>
-          </w:p>
-        </w:tc>
-        <w:tc>
-          <w:tcPr/>
-          <w:p>
-            <w:pPr>
-              <w:pStyle w:val="Compact"/>
-            </w:pPr>
-          </w:p>
-        </w:tc>
-        <w:tc>
-          <w:tcPr/>
-          <w:p>
-            <w:pPr>
-              <w:pStyle w:val="Compact"/>
-            </w:pPr>
-          </w:p>
-        </w:tc>
-        <w:tc>
-          <w:tcPr/>
-          <w:p>
-            <w:pPr>
-              <w:pStyle w:val="Compact"/>
-            </w:pPr>
-          </w:p>
-        </w:tc>
-        <w:tc>
-          <w:tcPr/>
-          <w:p>
-            <w:pPr>
-              <w:pStyle w:val="Compact"/>
-            </w:pPr>
-          </w:p>
-        </w:tc>
-      </w:tr>
-      <w:tr>
-        <w:tc>
-          <w:tcPr/>
-          <w:p>
-            <w:pPr>
-              <w:pStyle w:val="Compact"/>
-            </w:pPr>
-          </w:p>
-        </w:tc>
-        <w:tc>
-          <w:tcPr/>
-          <w:p>
-            <w:pPr>
-              <w:pStyle w:val="Compact"/>
-              <w:jc w:val="left"/>
-            </w:pPr>
-            <w:r>
-              <w:t xml:space="preserve">3/26</w:t>
-            </w:r>
-          </w:p>
-        </w:tc>
-        <w:tc>
-          <w:tcPr/>
-          <w:p>
-            <w:pPr>
-              <w:pStyle w:val="Compact"/>
-              <w:jc w:val="left"/>
-            </w:pPr>
-            <w:r>
-              <w:t xml:space="preserve">Where the Bootstrap Itself Becomes Fragile</w:t>
-            </w:r>
-          </w:p>
-        </w:tc>
-        <w:tc>
-          <w:tcPr/>
-          <w:p>
-            <w:pPr>
-              <w:pStyle w:val="Compact"/>
-              <w:jc w:val="center"/>
-            </w:pPr>
-            <w:hyperlink r:id="rId119"/>
-          </w:p>
-        </w:tc>
-        <w:tc>
-          <w:tcPr/>
-          <w:p>
-            <w:pPr>
-              <w:pStyle w:val="Compact"/>
-            </w:pPr>
-          </w:p>
-        </w:tc>
-        <w:tc>
-          <w:tcPr/>
-          <w:p>
-            <w:pPr>
-              <w:pStyle w:val="Compact"/>
-              <w:jc w:val="center"/>
-            </w:pPr>
-            <w:r>
               <w:rPr>
                 <w:b/>
                 <w:bCs/>
               </w:rPr>
               <w:t xml:space="preserve">HW7 due</w:t>
             </w:r>
+            <w:r>
+              <w:t xml:space="preserve"> </w:t>
+            </w:r>
+            <w:r>
+              <w:t xml:space="preserve">Thu 3/25</w:t>
+            </w:r>
+          </w:p>
+        </w:tc>
+        <w:tc>
+          <w:tcPr/>
+          <w:p>
+            <w:pPr>
+              <w:pStyle w:val="Compact"/>
+            </w:pPr>
+          </w:p>
+        </w:tc>
+        <w:tc>
+          <w:tcPr/>
+          <w:p>
+            <w:pPr>
+              <w:pStyle w:val="Compact"/>
+            </w:pPr>
+          </w:p>
+        </w:tc>
+      </w:tr>
+      <w:tr>
+        <w:tc>
+          <w:tcPr/>
+          <w:p>
+            <w:pPr>
+              <w:pStyle w:val="Compact"/>
+            </w:pPr>
+          </w:p>
+        </w:tc>
+        <w:tc>
+          <w:tcPr/>
+          <w:p>
+            <w:pPr>
+              <w:pStyle w:val="Compact"/>
+              <w:jc w:val="left"/>
+            </w:pPr>
+            <w:r>
+              <w:t xml:space="preserve">3/26</w:t>
+            </w:r>
+          </w:p>
+        </w:tc>
+        <w:tc>
+          <w:tcPr/>
+          <w:p>
+            <w:pPr>
+              <w:pStyle w:val="Compact"/>
+              <w:jc w:val="left"/>
+            </w:pPr>
+            <w:r>
+              <w:t xml:space="preserve">Time Series Inference; the Block Bootstrap</w:t>
+            </w:r>
+          </w:p>
+        </w:tc>
+        <w:tc>
+          <w:tcPr/>
+          <w:p>
+            <w:pPr>
+              <w:pStyle w:val="Compact"/>
+              <w:jc w:val="center"/>
+            </w:pPr>
+            <w:hyperlink r:id="rId119"/>
+          </w:p>
+        </w:tc>
+        <w:tc>
+          <w:tcPr/>
+          <w:p>
+            <w:pPr>
+              <w:pStyle w:val="Compact"/>
+            </w:pPr>
+          </w:p>
+        </w:tc>
+        <w:tc>
+          <w:tcPr/>
+          <w:p>
+            <w:pPr>
+              <w:pStyle w:val="Compact"/>
+            </w:pPr>
           </w:p>
         </w:tc>
         <w:tc>
@@ -7779,11 +7834,7 @@
           <w:p>
             <w:pPr>
               <w:pStyle w:val="Compact"/>
-              <w:jc w:val="center"/>
-            </w:pPr>
-            <w:r>
-              <w:t xml:space="preserve">10</w:t>
-            </w:r>
+            </w:pPr>
           </w:p>
         </w:tc>
         <w:tc>
@@ -8020,7 +8071,7 @@
               <w:jc w:val="center"/>
             </w:pPr>
             <w:r>
-              <w:t xml:space="preserve">11</w:t>
+              <w:t xml:space="preserve">10</w:t>
             </w:r>
           </w:p>
         </w:tc>
@@ -8087,25 +8138,33 @@
           <w:p>
             <w:pPr>
               <w:pStyle w:val="Compact"/>
-            </w:pPr>
-          </w:p>
-        </w:tc>
-        <w:tc>
-          <w:tcPr/>
-          <w:p>
-            <w:pPr>
-              <w:pStyle w:val="Compact"/>
-            </w:pPr>
-          </w:p>
-        </w:tc>
-        <w:tc>
-          <w:tcPr/>
-          <w:p>
-            <w:pPr>
-              <w:pStyle w:val="Compact"/>
               <w:jc w:val="center"/>
             </w:pPr>
             <w:r>
+              <w:t xml:space="preserve">HW8 out</w:t>
+            </w:r>
+          </w:p>
+        </w:tc>
+        <w:tc>
+          <w:tcPr/>
+          <w:p>
+            <w:pPr>
+              <w:pStyle w:val="Compact"/>
+            </w:pPr>
+          </w:p>
+        </w:tc>
+        <w:tc>
+          <w:tcPr/>
+          <w:p>
+            <w:pPr>
+              <w:pStyle w:val="Compact"/>
+              <w:jc w:val="center"/>
+            </w:pPr>
+            <w:r>
+              <w:rPr>
+                <w:b/>
+                <w:bCs/>
+              </w:rPr>
               <w:t xml:space="preserve">MP2 out</w:t>
             </w:r>
           </w:p>
@@ -8256,11 +8315,7 @@
           <w:p>
             <w:pPr>
               <w:pStyle w:val="Compact"/>
-              <w:jc w:val="center"/>
-            </w:pPr>
-            <w:r>
-              <w:t xml:space="preserve">HW8 out</w:t>
-            </w:r>
+            </w:pPr>
           </w:p>
         </w:tc>
         <w:tc>
@@ -8297,7 +8352,7 @@
               <w:jc w:val="center"/>
             </w:pPr>
             <w:r>
-              <w:t xml:space="preserve">12</w:t>
+              <w:t xml:space="preserve">11</w:t>
             </w:r>
           </w:p>
         </w:tc>
@@ -8355,7 +8410,11 @@
           <w:p>
             <w:pPr>
               <w:pStyle w:val="Compact"/>
-            </w:pPr>
+              <w:jc w:val="center"/>
+            </w:pPr>
+            <w:r>
+              <w:t xml:space="preserve">HW9 out</w:t>
+            </w:r>
           </w:p>
         </w:tc>
         <w:tc>
@@ -8416,82 +8475,6 @@
               <w:jc w:val="center"/>
             </w:pPr>
             <w:hyperlink r:id="rId125"/>
-          </w:p>
-        </w:tc>
-        <w:tc>
-          <w:tcPr/>
-          <w:p>
-            <w:pPr>
-              <w:pStyle w:val="Compact"/>
-            </w:pPr>
-          </w:p>
-        </w:tc>
-        <w:tc>
-          <w:tcPr/>
-          <w:p>
-            <w:pPr>
-              <w:pStyle w:val="Compact"/>
-            </w:pPr>
-          </w:p>
-        </w:tc>
-        <w:tc>
-          <w:tcPr/>
-          <w:p>
-            <w:pPr>
-              <w:pStyle w:val="Compact"/>
-            </w:pPr>
-          </w:p>
-        </w:tc>
-        <w:tc>
-          <w:tcPr/>
-          <w:p>
-            <w:pPr>
-              <w:pStyle w:val="Compact"/>
-            </w:pPr>
-          </w:p>
-        </w:tc>
-      </w:tr>
-      <w:tr>
-        <w:tc>
-          <w:tcPr/>
-          <w:p>
-            <w:pPr>
-              <w:pStyle w:val="Compact"/>
-            </w:pPr>
-          </w:p>
-        </w:tc>
-        <w:tc>
-          <w:tcPr/>
-          <w:p>
-            <w:pPr>
-              <w:pStyle w:val="Compact"/>
-              <w:jc w:val="left"/>
-            </w:pPr>
-            <w:r>
-              <w:t xml:space="preserve">4/16</w:t>
-            </w:r>
-          </w:p>
-        </w:tc>
-        <w:tc>
-          <w:tcPr/>
-          <w:p>
-            <w:pPr>
-              <w:pStyle w:val="Compact"/>
-              <w:jc w:val="left"/>
-            </w:pPr>
-            <w:r>
-              <w:t xml:space="preserve">AIC</w:t>
-            </w:r>
-          </w:p>
-        </w:tc>
-        <w:tc>
-          <w:tcPr/>
-          <w:p>
-            <w:pPr>
-              <w:pStyle w:val="Compact"/>
-              <w:jc w:val="center"/>
-            </w:pPr>
-            <w:hyperlink r:id="rId126"/>
           </w:p>
         </w:tc>
         <w:tc>
@@ -8516,6 +8499,12 @@
               </w:rPr>
               <w:t xml:space="preserve">HW8 due</w:t>
             </w:r>
+            <w:r>
+              <w:t xml:space="preserve"> </w:t>
+            </w:r>
+            <w:r>
+              <w:t xml:space="preserve">Thu 4/15</w:t>
+            </w:r>
           </w:p>
         </w:tc>
         <w:tc>
@@ -8541,10 +8530,86 @@
           <w:p>
             <w:pPr>
               <w:pStyle w:val="Compact"/>
+            </w:pPr>
+          </w:p>
+        </w:tc>
+        <w:tc>
+          <w:tcPr/>
+          <w:p>
+            <w:pPr>
+              <w:pStyle w:val="Compact"/>
+              <w:jc w:val="left"/>
+            </w:pPr>
+            <w:r>
+              <w:t xml:space="preserve">4/16</w:t>
+            </w:r>
+          </w:p>
+        </w:tc>
+        <w:tc>
+          <w:tcPr/>
+          <w:p>
+            <w:pPr>
+              <w:pStyle w:val="Compact"/>
+              <w:jc w:val="left"/>
+            </w:pPr>
+            <w:r>
+              <w:t xml:space="preserve">AIC</w:t>
+            </w:r>
+          </w:p>
+        </w:tc>
+        <w:tc>
+          <w:tcPr/>
+          <w:p>
+            <w:pPr>
+              <w:pStyle w:val="Compact"/>
               <w:jc w:val="center"/>
             </w:pPr>
-            <w:r>
-              <w:t xml:space="preserve">13</w:t>
+            <w:hyperlink r:id="rId126"/>
+          </w:p>
+        </w:tc>
+        <w:tc>
+          <w:tcPr/>
+          <w:p>
+            <w:pPr>
+              <w:pStyle w:val="Compact"/>
+            </w:pPr>
+          </w:p>
+        </w:tc>
+        <w:tc>
+          <w:tcPr/>
+          <w:p>
+            <w:pPr>
+              <w:pStyle w:val="Compact"/>
+            </w:pPr>
+          </w:p>
+        </w:tc>
+        <w:tc>
+          <w:tcPr/>
+          <w:p>
+            <w:pPr>
+              <w:pStyle w:val="Compact"/>
+            </w:pPr>
+          </w:p>
+        </w:tc>
+        <w:tc>
+          <w:tcPr/>
+          <w:p>
+            <w:pPr>
+              <w:pStyle w:val="Compact"/>
+            </w:pPr>
+          </w:p>
+        </w:tc>
+      </w:tr>
+      <w:tr>
+        <w:tc>
+          <w:tcPr/>
+          <w:p>
+            <w:pPr>
+              <w:pStyle w:val="Compact"/>
+              <w:jc w:val="center"/>
+            </w:pPr>
+            <w:r>
+              <w:t xml:space="preserve">12</w:t>
             </w:r>
           </w:p>
         </w:tc>
@@ -8611,11 +8676,7 @@
           <w:p>
             <w:pPr>
               <w:pStyle w:val="Compact"/>
-              <w:jc w:val="center"/>
-            </w:pPr>
-            <w:r>
-              <w:t xml:space="preserve">HW9 out</w:t>
-            </w:r>
+            </w:pPr>
           </w:p>
         </w:tc>
         <w:tc>
@@ -8774,6 +8835,170 @@
           <w:p>
             <w:pPr>
               <w:pStyle w:val="Compact"/>
+            </w:pPr>
+          </w:p>
+        </w:tc>
+        <w:tc>
+          <w:tcPr/>
+          <w:p>
+            <w:pPr>
+              <w:pStyle w:val="Compact"/>
+            </w:pPr>
+          </w:p>
+        </w:tc>
+        <w:tc>
+          <w:tcPr/>
+          <w:p>
+            <w:pPr>
+              <w:pStyle w:val="Compact"/>
+              <w:jc w:val="center"/>
+            </w:pPr>
+            <w:r>
+              <w:rPr>
+                <w:b/>
+                <w:bCs/>
+              </w:rPr>
+              <w:t xml:space="preserve">Check-in due</w:t>
+            </w:r>
+          </w:p>
+        </w:tc>
+      </w:tr>
+      <w:tr>
+        <w:tc>
+          <w:tcPr/>
+          <w:p>
+            <w:pPr>
+              <w:pStyle w:val="Compact"/>
+              <w:jc w:val="center"/>
+            </w:pPr>
+            <w:r>
+              <w:t xml:space="preserve">13</w:t>
+            </w:r>
+          </w:p>
+        </w:tc>
+        <w:tc>
+          <w:tcPr/>
+          <w:p>
+            <w:pPr>
+              <w:pStyle w:val="Compact"/>
+              <w:jc w:val="left"/>
+            </w:pPr>
+            <w:r>
+              <w:t xml:space="preserve">4/26</w:t>
+            </w:r>
+          </w:p>
+        </w:tc>
+        <w:tc>
+          <w:tcPr/>
+          <w:p>
+            <w:pPr>
+              <w:pStyle w:val="Compact"/>
+              <w:jc w:val="left"/>
+            </w:pPr>
+            <w:r>
+              <w:t xml:space="preserve">Missing Data Mechanisms</w:t>
+            </w:r>
+          </w:p>
+        </w:tc>
+        <w:tc>
+          <w:tcPr/>
+          <w:p>
+            <w:pPr>
+              <w:pStyle w:val="Compact"/>
+              <w:jc w:val="center"/>
+            </w:pPr>
+            <w:hyperlink r:id="rId131"/>
+          </w:p>
+        </w:tc>
+        <w:tc>
+          <w:tcPr/>
+          <w:p>
+            <w:pPr>
+              <w:pStyle w:val="Compact"/>
+            </w:pPr>
+          </w:p>
+        </w:tc>
+        <w:tc>
+          <w:tcPr/>
+          <w:p>
+            <w:pPr>
+              <w:pStyle w:val="Compact"/>
+            </w:pPr>
+          </w:p>
+        </w:tc>
+        <w:tc>
+          <w:tcPr/>
+          <w:p>
+            <w:pPr>
+              <w:pStyle w:val="Compact"/>
+            </w:pPr>
+          </w:p>
+        </w:tc>
+        <w:tc>
+          <w:tcPr/>
+          <w:p>
+            <w:pPr>
+              <w:pStyle w:val="Compact"/>
+            </w:pPr>
+          </w:p>
+        </w:tc>
+      </w:tr>
+      <w:tr>
+        <w:tc>
+          <w:tcPr/>
+          <w:p>
+            <w:pPr>
+              <w:pStyle w:val="Compact"/>
+            </w:pPr>
+          </w:p>
+        </w:tc>
+        <w:tc>
+          <w:tcPr/>
+          <w:p>
+            <w:pPr>
+              <w:pStyle w:val="Compact"/>
+              <w:jc w:val="left"/>
+            </w:pPr>
+            <w:r>
+              <w:t xml:space="preserve">4/28</w:t>
+            </w:r>
+          </w:p>
+        </w:tc>
+        <w:tc>
+          <w:tcPr/>
+          <w:p>
+            <w:pPr>
+              <w:pStyle w:val="Compact"/>
+              <w:jc w:val="left"/>
+            </w:pPr>
+            <w:r>
+              <w:t xml:space="preserve">Missing Data, Continued</w:t>
+            </w:r>
+          </w:p>
+        </w:tc>
+        <w:tc>
+          <w:tcPr/>
+          <w:p>
+            <w:pPr>
+              <w:pStyle w:val="Compact"/>
+              <w:jc w:val="center"/>
+            </w:pPr>
+            <w:hyperlink r:id="rId132"/>
+          </w:p>
+        </w:tc>
+        <w:tc>
+          <w:tcPr/>
+          <w:p>
+            <w:pPr>
+              <w:pStyle w:val="Compact"/>
+            </w:pPr>
+          </w:p>
+        </w:tc>
+        <w:tc>
+          <w:tcPr/>
+          <w:p>
+            <w:pPr>
+              <w:pStyle w:val="Compact"/>
               <w:jc w:val="center"/>
             </w:pPr>
             <w:r>
@@ -8783,30 +9008,28 @@
               </w:rPr>
               <w:t xml:space="preserve">HW9 due</w:t>
             </w:r>
-          </w:p>
-        </w:tc>
-        <w:tc>
-          <w:tcPr/>
-          <w:p>
-            <w:pPr>
-              <w:pStyle w:val="Compact"/>
-            </w:pPr>
-          </w:p>
-        </w:tc>
-        <w:tc>
-          <w:tcPr/>
-          <w:p>
-            <w:pPr>
-              <w:pStyle w:val="Compact"/>
-              <w:jc w:val="center"/>
-            </w:pPr>
-            <w:r>
-              <w:rPr>
-                <w:b/>
-                <w:bCs/>
-              </w:rPr>
-              <w:t xml:space="preserve">Check-in due</w:t>
-            </w:r>
+            <w:r>
+              <w:t xml:space="preserve"> </w:t>
+            </w:r>
+            <w:r>
+              <w:t xml:space="preserve">Thu 4/29</w:t>
+            </w:r>
+          </w:p>
+        </w:tc>
+        <w:tc>
+          <w:tcPr/>
+          <w:p>
+            <w:pPr>
+              <w:pStyle w:val="Compact"/>
+            </w:pPr>
+          </w:p>
+        </w:tc>
+        <w:tc>
+          <w:tcPr/>
+          <w:p>
+            <w:pPr>
+              <w:pStyle w:val="Compact"/>
+            </w:pPr>
           </w:p>
         </w:tc>
       </w:tr>
@@ -8816,45 +9039,41 @@
           <w:p>
             <w:pPr>
               <w:pStyle w:val="Compact"/>
+            </w:pPr>
+          </w:p>
+        </w:tc>
+        <w:tc>
+          <w:tcPr/>
+          <w:p>
+            <w:pPr>
+              <w:pStyle w:val="Compact"/>
+              <w:jc w:val="left"/>
+            </w:pPr>
+            <w:r>
+              <w:t xml:space="preserve">4/30</w:t>
+            </w:r>
+          </w:p>
+        </w:tc>
+        <w:tc>
+          <w:tcPr/>
+          <w:p>
+            <w:pPr>
+              <w:pStyle w:val="Compact"/>
+              <w:jc w:val="left"/>
+            </w:pPr>
+            <w:r>
+              <w:t xml:space="preserve">Multiple Imputation</w:t>
+            </w:r>
+          </w:p>
+        </w:tc>
+        <w:tc>
+          <w:tcPr/>
+          <w:p>
+            <w:pPr>
+              <w:pStyle w:val="Compact"/>
               <w:jc w:val="center"/>
             </w:pPr>
-            <w:r>
-              <w:t xml:space="preserve">14</w:t>
-            </w:r>
-          </w:p>
-        </w:tc>
-        <w:tc>
-          <w:tcPr/>
-          <w:p>
-            <w:pPr>
-              <w:pStyle w:val="Compact"/>
-              <w:jc w:val="left"/>
-            </w:pPr>
-            <w:r>
-              <w:t xml:space="preserve">4/26</w:t>
-            </w:r>
-          </w:p>
-        </w:tc>
-        <w:tc>
-          <w:tcPr/>
-          <w:p>
-            <w:pPr>
-              <w:pStyle w:val="Compact"/>
-              <w:jc w:val="left"/>
-            </w:pPr>
-            <w:r>
-              <w:t xml:space="preserve">Missing Data Mechanisms</w:t>
-            </w:r>
-          </w:p>
-        </w:tc>
-        <w:tc>
-          <w:tcPr/>
-          <w:p>
-            <w:pPr>
-              <w:pStyle w:val="Compact"/>
-              <w:jc w:val="center"/>
-            </w:pPr>
-            <w:hyperlink r:id="rId131"/>
+            <w:hyperlink r:id="rId133"/>
           </w:p>
         </w:tc>
         <w:tc>
@@ -8896,106 +9115,34 @@
           <w:p>
             <w:pPr>
               <w:pStyle w:val="Compact"/>
-            </w:pPr>
-          </w:p>
-        </w:tc>
-        <w:tc>
-          <w:tcPr/>
-          <w:p>
-            <w:pPr>
-              <w:pStyle w:val="Compact"/>
-              <w:jc w:val="left"/>
-            </w:pPr>
-            <w:r>
-              <w:t xml:space="preserve">4/28</w:t>
-            </w:r>
-          </w:p>
-        </w:tc>
-        <w:tc>
-          <w:tcPr/>
-          <w:p>
-            <w:pPr>
-              <w:pStyle w:val="Compact"/>
-              <w:jc w:val="left"/>
-            </w:pPr>
-            <w:r>
-              <w:t xml:space="preserve">Missing Data, Continued</w:t>
-            </w:r>
-          </w:p>
-        </w:tc>
-        <w:tc>
-          <w:tcPr/>
-          <w:p>
-            <w:pPr>
-              <w:pStyle w:val="Compact"/>
               <w:jc w:val="center"/>
             </w:pPr>
-            <w:hyperlink r:id="rId132"/>
-          </w:p>
-        </w:tc>
-        <w:tc>
-          <w:tcPr/>
-          <w:p>
-            <w:pPr>
-              <w:pStyle w:val="Compact"/>
-            </w:pPr>
-          </w:p>
-        </w:tc>
-        <w:tc>
-          <w:tcPr/>
-          <w:p>
-            <w:pPr>
-              <w:pStyle w:val="Compact"/>
-            </w:pPr>
-          </w:p>
-        </w:tc>
-        <w:tc>
-          <w:tcPr/>
-          <w:p>
-            <w:pPr>
-              <w:pStyle w:val="Compact"/>
-            </w:pPr>
-          </w:p>
-        </w:tc>
-        <w:tc>
-          <w:tcPr/>
-          <w:p>
-            <w:pPr>
-              <w:pStyle w:val="Compact"/>
-            </w:pPr>
-          </w:p>
-        </w:tc>
-      </w:tr>
-      <w:tr>
-        <w:tc>
-          <w:tcPr/>
-          <w:p>
-            <w:pPr>
-              <w:pStyle w:val="Compact"/>
-            </w:pPr>
-          </w:p>
-        </w:tc>
-        <w:tc>
-          <w:tcPr/>
-          <w:p>
-            <w:pPr>
-              <w:pStyle w:val="Compact"/>
-              <w:jc w:val="left"/>
-            </w:pPr>
-            <w:r>
-              <w:t xml:space="preserve">4/30</w:t>
-            </w:r>
-          </w:p>
-        </w:tc>
-        <w:tc>
-          <w:tcPr/>
-          <w:p>
-            <w:pPr>
-              <w:pStyle w:val="Compact"/>
-              <w:jc w:val="left"/>
-            </w:pPr>
-            <w:r>
-              <w:t xml:space="preserve">Multiple Imputation</w:t>
+            <w:r>
+              <w:t xml:space="preserve">14</w:t>
+            </w:r>
+          </w:p>
+        </w:tc>
+        <w:tc>
+          <w:tcPr/>
+          <w:p>
+            <w:pPr>
+              <w:pStyle w:val="Compact"/>
+              <w:jc w:val="left"/>
+            </w:pPr>
+            <w:r>
+              <w:t xml:space="preserve">5/03</w:t>
+            </w:r>
+          </w:p>
+        </w:tc>
+        <w:tc>
+          <w:tcPr/>
+          <w:p>
+            <w:pPr>
+              <w:pStyle w:val="Compact"/>
+              <w:jc w:val="left"/>
+            </w:pPr>
+            <w:r>
+              <w:t xml:space="preserve">Content Overflow / Review</w:t>
             </w:r>
           </w:p>
         </w:tc>
@@ -9006,7 +9153,7 @@
               <w:pStyle w:val="Compact"/>
               <w:jc w:val="center"/>
             </w:pPr>
-            <w:hyperlink r:id="rId133"/>
+            <w:hyperlink r:id="rId134"/>
           </w:p>
         </w:tc>
         <w:tc>
@@ -9056,86 +9203,6 @@
           <w:p>
             <w:pPr>
               <w:pStyle w:val="Compact"/>
-              <w:jc w:val="center"/>
-            </w:pPr>
-            <w:r>
-              <w:t xml:space="preserve">15</w:t>
-            </w:r>
-          </w:p>
-        </w:tc>
-        <w:tc>
-          <w:tcPr/>
-          <w:p>
-            <w:pPr>
-              <w:pStyle w:val="Compact"/>
-              <w:jc w:val="left"/>
-            </w:pPr>
-            <w:r>
-              <w:t xml:space="preserve">5/03</w:t>
-            </w:r>
-          </w:p>
-        </w:tc>
-        <w:tc>
-          <w:tcPr/>
-          <w:p>
-            <w:pPr>
-              <w:pStyle w:val="Compact"/>
-              <w:jc w:val="left"/>
-            </w:pPr>
-            <w:r>
-              <w:t xml:space="preserve">Content Overflow / Review</w:t>
-            </w:r>
-          </w:p>
-        </w:tc>
-        <w:tc>
-          <w:tcPr/>
-          <w:p>
-            <w:pPr>
-              <w:pStyle w:val="Compact"/>
-              <w:jc w:val="center"/>
-            </w:pPr>
-            <w:hyperlink r:id="rId134"/>
-          </w:p>
-        </w:tc>
-        <w:tc>
-          <w:tcPr/>
-          <w:p>
-            <w:pPr>
-              <w:pStyle w:val="Compact"/>
-            </w:pPr>
-          </w:p>
-        </w:tc>
-        <w:tc>
-          <w:tcPr/>
-          <w:p>
-            <w:pPr>
-              <w:pStyle w:val="Compact"/>
-            </w:pPr>
-          </w:p>
-        </w:tc>
-        <w:tc>
-          <w:tcPr/>
-          <w:p>
-            <w:pPr>
-              <w:pStyle w:val="Compact"/>
-            </w:pPr>
-          </w:p>
-        </w:tc>
-        <w:tc>
-          <w:tcPr/>
-          <w:p>
-            <w:pPr>
-              <w:pStyle w:val="Compact"/>
-            </w:pPr>
-          </w:p>
-        </w:tc>
-      </w:tr>
-      <w:tr>
-        <w:tc>
-          <w:tcPr/>
-          <w:p>
-            <w:pPr>
-              <w:pStyle w:val="Compact"/>
             </w:pPr>
           </w:p>
         </w:tc>
@@ -9309,7 +9376,7 @@
               <w:jc w:val="center"/>
             </w:pPr>
             <w:r>
-              <w:t xml:space="preserve">16</w:t>
+              <w:t xml:space="preserve">15</w:t>
             </w:r>
           </w:p>
         </w:tc>
@@ -9540,7 +9607,7 @@
       <w:r>
         <w:t xml:space="preserve"> </w:t>
       </w:r>
-      <w:hyperlink r:id="rId109">
+      <w:hyperlink r:id="rId118">
         <w:r>
           <w:rPr>
             <w:rStyle w:val="Hyperlink"/>
@@ -9652,7 +9719,7 @@
       <w:r>
         <w:t xml:space="preserve"> </w:t>
       </w:r>
-      <w:hyperlink r:id="rId117">
+      <w:hyperlink r:id="rId116">
         <w:r>
           <w:rPr>
             <w:rStyle w:val="Hyperlink"/>

--- a/_site/syllabus-BEE4850-SP27.docx
+++ b/_site/syllabus-BEE4850-SP27.docx
@@ -2848,7 +2848,7 @@
         <w:pStyle w:val="FirstParagraph"/>
       </w:pPr>
       <w:r>
-        <w:t xml:space="preserve">We will use Canvas as a gradebook and to distribute PDFs of readings (also made available through the website when possible, via the Cornell library). Ed Discussion will be used for course communications. Assignments will be submitted and graded in Gradescope. Mini projects will be distributed through GitHub Classroom.</w:t>
+        <w:t xml:space="preserve">We will use Canvas as a gradebook and to distribute PDFs of readings (also made available through the website when possible, via the Cornell library). Ed Discussion will be used for course communications. Assignments will be submitted and graded in Gradescope. Mini projects are distributed as GitHub repositories that you fork to your own account.</w:t>
       </w:r>
     </w:p>
     <w:p>
@@ -4086,7 +4086,7 @@
         <w:t xml:space="preserve">two mini projects</w:t>
       </w:r>
       <w:r>
-        <w:t xml:space="preserve">, each computational and unit-scale, distributed through GitHub Classroom. These may be completed individually or in pairs.</w:t>
+        <w:t xml:space="preserve">, each computational and unit-scale, distributed as GitHub repositories that you fork to your own account. These may be completed individually or in pairs.</w:t>
       </w:r>
     </w:p>
     <w:p>
